--- a/보관본/러시아 인권변호사/Word/1부/1부_12화_결심.docx
+++ b/보관본/러시아 인권변호사/Word/1부/1부_12화_결심.docx
@@ -36,7 +36,7 @@
           <w:i w:val="0"/>
           <w:sz w:val="22"/>
         </w:rPr>
-        <w:t>알렉세이 “료샤” 오를로프(젊은 변호사) / 조야 페트로브나(비코프의 35년 지기) / 파벨 게나디예비치 그리신(료샤의 소꿉친구) / 다리야 이고레브나 볼코바(기자) / 올가 빅토로브나 네스테로바(인권활동가) / 류드밀라 사프로노바(시브자보드 사건 의뢰인) / 세묜·갈리나 두빈(목격자 부부) / 니콜라이·안나 오를로프(료샤의 부모) / 마리나 드미트리예브나 쿠즈네초바(‘노브텍스’ 노동자 대표, 동료 직공 몇 명과 함께)</w:t>
+        <w:t>알렉세이 “료샤” 오를로프(젊은 변호사) / 조야 페트로브나(비코프의 35년 지기) / 파벨 겐나디예비치 그리신(료샤의 소꿉친구) / 다리야 이고레브나 볼코바(기자) / 올가 빅토로브나 네스테로바(인권활동가) / 류드밀라 사프로노바(시브자보드 사건 의뢰인) / 세묜·갈리나 두빈(목격자 부부) / 니콜라이·안나 오를로프(료샤의 부모) / 마리나 드미트리예브나 쿠즈네초바(‘노브텍스’ 노동자 대표, 동료 직공 몇 명과 함께)</w:t>
       </w:r>
     </w:p>
     <w:p>

--- a/보관본/러시아 인권변호사/Word/1부/1부_12화_결심.docx
+++ b/보관본/러시아 인권변호사/Word/1부/1부_12화_결심.docx
@@ -3369,7 +3369,7 @@
           <w:i w:val="0"/>
           <w:sz w:val="22"/>
         </w:rPr>
-        <w:t xml:space="preserve"> — 장면 2 추도사에서 조야가 조문 온 노동자·과부·직공들을 가리키며 “비탸는 기념비를 비웃었겠지만, 그에게 이르는 사람들의 길은 풀로 덮이지 않을 것이다. 그 길이 바로 여러분”이라고 인용한다. 마리나가 “Не зарастёт”로 응답한다. 돌이 아니라 사람으로 이어지는 기억이라는 1부의 결론.</w:t>
+        <w:t xml:space="preserve"> — 한국어 해설: 장면 2 추도사에서 조야가 조문 온 노동자·과부·직공들을 가리키며 “비탸는 기념비를 비웃었겠지만, 그에게 이르는 사람들의 길은 풀로 덮이지 않을 것이다. 그 길이 바로 여러분”이라고 인용한다. 마리나가 “Не зарастёт”로 응답한다. 돌이 아니라 사람으로 이어지는 기억이라는 1부의 결론.</w:t>
       </w:r>
     </w:p>
     <w:p>
@@ -3392,7 +3392,7 @@
           <w:i w:val="0"/>
           <w:sz w:val="22"/>
         </w:rPr>
-        <w:t xml:space="preserve"> — 장면 7에서 료샤가 무덤 앞 독백으로, 생전에 비코프가 소리 내어 읽어 주던 시를 떠올린다. 끝을 알면서도 길을 간 스승을 이해하고, 같은 길(수도 상경, 전국 네트워크)을 택하는 료샤의 결심을 확정한다. 파벨의 “네 한계를 잊지 마라”에 “약속할 수 없다”고 답한 장면 5와 함께 이후 료샤의 운명을 예고한다.</w:t>
+        <w:t xml:space="preserve"> — 한국어 해설: 장면 7에서 료샤가 무덤 앞 독백으로, 생전에 비코프가 소리 내어 읽어 주던 시를 떠올린다. 끝을 알면서도 길을 간 스승을 이해하고, 같은 길(수도 상경, 전국 네트워크)을 택하는 료샤의 결심을 확정한다. 파벨의 “네 한계를 잊지 마라”에 “약속할 수 없다”고 답한 장면 5와 함께 이후 료샤의 운명을 예고한다.</w:t>
       </w:r>
     </w:p>
     <w:p>
